--- a/plantillas/notarial/D10-NOT_Politica_Resguardo_Documental_v1.docx
+++ b/plantillas/notarial/D10-NOT_Politica_Resguardo_Documental_v1.docx
@@ -396,7 +396,7 @@
           <w:sz w:val="18"/>
           <w:szCs w:val="18"/>
         </w:rPr>
-        <w:t xml:space="preserve">El artículo 18, fracción IV, de la LFPIORPI obliga a los sujetos obligados a conservar, por un plazo de al menos 10 años contados a partir de la fecha en que se realizó el acto, todos los documentos, datos, registros e información relacionados con el Programa Certus PLD. [Nota interna Certus: el kit inmobiliario original cita el artículo 19; la obligación de conservación corresponde en realidad al artículo 18, fracción IV — se corrige aquí y se recomienda alinear también la versión inmobiliaria.]</w:t>
+        <w:t xml:space="preserve">El artículo 18, fracción IV, de la LFPIORPI obliga a los sujetos obligados a conservar, por un plazo de al menos 10 años contados a partir de la fecha en que se realizó el acto, todos los documentos, datos, registros e información relacionados con el Programa Certus PLD.</w:t>
       </w:r>
     </w:p>
     <w:p>
